--- a/content-src/docx/R G 2000 01 23 Wallace Hideous Men.docx
+++ b/content-src/docx/R G 2000 01 23 Wallace Hideous Men.docx
@@ -51,7 +51,7 @@
     </w:p>
     <w:p>
       <w:r>
-        <w:t xml:space="preserve">&lt;quote&gt;“When they were introduced, he made a witticism, hoping to be liked. She laughed extremely loudly, hoping to be liked. Then each drove home alone, staring straight ahead, with the very same twist to their faces. The man who’d introduced them didn’t like either of them, though he acted as if he did, anxious as he was to preserve good relations at all times. One never knew, after all, did one now did one now did one.”&lt;/quote&gt;</w:t>
+        <w:t xml:space="preserve">&lt;quote&gt;When they were introduced, he made a witticism, hoping to be liked. She laughed extremely loudly, hoping to be liked. Then each drove home alone, staring straight ahead, with the very same twist to their faces. The man who’d introduced them didn’t like either of them, though he acted as if he did, anxious as he was to preserve good relations at all times. One never knew, after all, did one now did one now did one.&lt;/quote&gt;</w:t>
       </w:r>
     </w:p>
     <w:p>
